--- a/assignment_4.docx
+++ b/assignment_4.docx
@@ -2368,6 +2368,102 @@
     </w:p>
     <w:p>
       <w:pPr>
+        <w:rPr>
+          <w:b/>
+          <w:bCs/>
+          <w:lang w:val="en-US"/>
+        </w:rPr>
+      </w:pPr>
+      <w:r>
+        <w:rPr>
+          <w:b/>
+          <w:bCs/>
+          <w:noProof/>
+          <w:lang w:val="en-US"/>
+        </w:rPr>
+        <w:lastRenderedPageBreak/>
+        <w:drawing>
+          <wp:inline distT="0" distB="0" distL="0" distR="0" wp14:anchorId="3F61733E" wp14:editId="2C9B8B9F">
+            <wp:extent cx="5760085" cy="1466215"/>
+            <wp:effectExtent l="0" t="0" r="5715" b="0"/>
+            <wp:docPr id="2109073890" name="Picture 5" descr="A screenshot of a computer&#10;&#10;AI-generated content may be incorrect."/>
+            <wp:cNvGraphicFramePr>
+              <a:graphicFrameLocks xmlns:a="http://schemas.openxmlformats.org/drawingml/2006/main" noChangeAspect="1"/>
+            </wp:cNvGraphicFramePr>
+            <a:graphic xmlns:a="http://schemas.openxmlformats.org/drawingml/2006/main">
+              <a:graphicData uri="http://schemas.openxmlformats.org/drawingml/2006/picture">
+                <pic:pic xmlns:pic="http://schemas.openxmlformats.org/drawingml/2006/picture">
+                  <pic:nvPicPr>
+                    <pic:cNvPr id="2109073890" name="Picture 5" descr="A screenshot of a computer&#10;&#10;AI-generated content may be incorrect."/>
+                    <pic:cNvPicPr/>
+                  </pic:nvPicPr>
+                  <pic:blipFill>
+                    <a:blip r:embed="rId12">
+                      <a:extLst>
+                        <a:ext uri="{28A0092B-C50C-407E-A947-70E740481C1C}">
+                          <a14:useLocalDpi xmlns:a14="http://schemas.microsoft.com/office/drawing/2010/main" val="0"/>
+                        </a:ext>
+                      </a:extLst>
+                    </a:blip>
+                    <a:stretch>
+                      <a:fillRect/>
+                    </a:stretch>
+                  </pic:blipFill>
+                  <pic:spPr>
+                    <a:xfrm>
+                      <a:off x="0" y="0"/>
+                      <a:ext cx="5760085" cy="1466215"/>
+                    </a:xfrm>
+                    <a:prstGeom prst="rect">
+                      <a:avLst/>
+                    </a:prstGeom>
+                  </pic:spPr>
+                </pic:pic>
+              </a:graphicData>
+            </a:graphic>
+          </wp:inline>
+        </w:drawing>
+      </w:r>
+    </w:p>
+    <w:p>
+      <w:pPr>
+        <w:rPr>
+          <w:b/>
+          <w:bCs/>
+          <w:lang w:val="en-US"/>
+        </w:rPr>
+      </w:pPr>
+    </w:p>
+    <w:p>
+      <w:pPr>
+        <w:rPr>
+          <w:lang w:val="en-US"/>
+        </w:rPr>
+      </w:pPr>
+      <w:r>
+        <w:rPr>
+          <w:lang w:val="en-US"/>
+        </w:rPr>
+        <w:t xml:space="preserve">This shows that the </w:t>
+      </w:r>
+      <w:r>
+        <w:rPr>
+          <w:lang w:val="en-US"/>
+        </w:rPr>
+        <w:t>Random Signal cannot accurately reproduce the results of using the actual motion signals as reference signals. The MAE and Pearson r are just a tat lower than the actual signals, but nevertheless it is a difference.</w:t>
+      </w:r>
+    </w:p>
+    <w:p>
+      <w:pPr>
+        <w:rPr>
+          <w:b/>
+          <w:bCs/>
+          <w:lang w:val="en-US"/>
+        </w:rPr>
+      </w:pPr>
+    </w:p>
+    <w:p>
+      <w:pPr>
         <w:pStyle w:val="Heading1"/>
         <w:rPr>
           <w:lang w:val="en-US"/>
@@ -2377,7 +2473,6 @@
         <w:rPr>
           <w:lang w:val="en-US"/>
         </w:rPr>
-        <w:lastRenderedPageBreak/>
         <w:t>Literature</w:t>
       </w:r>
     </w:p>
@@ -2429,8 +2524,8 @@
       <w:bookmarkEnd w:id="1"/>
     </w:p>
     <w:sectPr>
-      <w:headerReference w:type="default" r:id="rId12"/>
-      <w:footerReference w:type="default" r:id="rId13"/>
+      <w:headerReference w:type="default" r:id="rId13"/>
+      <w:footerReference w:type="default" r:id="rId14"/>
       <w:pgSz w:w="11906" w:h="16838"/>
       <w:pgMar w:top="1667" w:right="1134" w:bottom="1418" w:left="1701" w:header="709" w:footer="769" w:gutter="0"/>
       <w:pgNumType w:start="0"/>
@@ -5743,6 +5838,7 @@
     <w:rsid w:val="0029025D"/>
     <w:rsid w:val="00390A6A"/>
     <w:rsid w:val="00421665"/>
+    <w:rsid w:val="00494934"/>
     <w:rsid w:val="004D7FBC"/>
     <w:rsid w:val="00532719"/>
     <w:rsid w:val="0061450D"/>
@@ -5769,7 +5865,6 @@
     <w:rsid w:val="00DE4AC7"/>
     <w:rsid w:val="00E36E2A"/>
     <w:rsid w:val="00E43C95"/>
-    <w:rsid w:val="00E6748B"/>
     <w:rsid w:val="00F56F7F"/>
     <w:rsid w:val="00F86BB7"/>
   </w:rsids>
